--- a/data/revised_2026-10_full/outputs/v2/Chemistry/SS1.2_The_Atom/Chemistry_The_Atom_SummaryTable.docx
+++ b/data/revised_2026-10_full/outputs/v2/Chemistry/SS1.2_The_Atom/Chemistry_The_Atom_SummaryTable.docx
@@ -2002,7 +2002,7 @@
         </w:rPr>
         <w:t xml:space="preserve">© 2026 SeaVuria and ARES. This work is licensed under a </w:t>
       </w:r>
-      <w:hyperlink w:history="1" r:id="rId6thlmzcijohpujw50b9dk">
+      <w:hyperlink w:history="1" r:id="rIdxgnwh5lntm_nhzm_abu7k">
         <w:r>
           <w:rPr>
             <w:rFonts w:ascii="Arial" w:cs="Arial" w:eastAsia="Arial" w:hAnsi="Arial"/>
@@ -2022,7 +2022,7 @@
         </w:rPr>
         <w:t xml:space="preserve"> (</w:t>
       </w:r>
-      <w:hyperlink w:history="1" r:id="rIdonjadiiayjnp0b4xznxgg">
+      <w:hyperlink w:history="1" r:id="rIdt_lsojdrodaxu2ddsj6sh">
         <w:r>
           <w:rPr>
             <w:rFonts w:ascii="Arial" w:cs="Arial" w:eastAsia="Arial" w:hAnsi="Arial"/>
@@ -2042,7 +2042,7 @@
         </w:rPr>
         <w:t xml:space="preserve">). To view a copy of this license, visit </w:t>
       </w:r>
-      <w:hyperlink w:history="1" r:id="rId1ozakz47j2pefozryc7i3">
+      <w:hyperlink w:history="1" r:id="rId4pahas0d5v6_9atz4-dqj">
         <w:r>
           <w:rPr>
             <w:rFonts w:ascii="Arial" w:cs="Arial" w:eastAsia="Arial" w:hAnsi="Arial"/>
